--- a/Collatio/15/1. Textos/1. Marcados/15-B.docx
+++ b/Collatio/15/1. Textos/1. Marcados/15-B.docx
@@ -1,15 +1,17 @@
 
 <file path=word/document.xml><?xml version="1.0" encoding="utf-8"?>
-<w:document xmlns:wpc="http://schemas.microsoft.com/office/word/2010/wordprocessingCanvas" xmlns:cx="http://schemas.microsoft.com/office/drawing/2014/chartex" xmlns:cx1="http://schemas.microsoft.com/office/drawing/2015/9/8/chartex" xmlns:cx2="http://schemas.microsoft.com/office/drawing/2015/10/21/chartex" xmlns:cx3="http://schemas.microsoft.com/office/drawing/2016/5/9/chartex" xmlns:cx4="http://schemas.microsoft.com/office/drawing/2016/5/10/chartex" xmlns:cx5="http://schemas.microsoft.com/office/drawing/2016/5/11/chartex" xmlns:cx6="http://schemas.microsoft.com/office/drawing/2016/5/12/chartex" xmlns:cx7="http://schemas.microsoft.com/office/drawing/2016/5/13/chartex" xmlns:cx8="http://schemas.microsoft.com/office/drawing/2016/5/14/chartex" xmlns:mc="http://schemas.openxmlformats.org/markup-compatibility/2006" xmlns:aink="http://schemas.microsoft.com/office/drawing/2016/ink" xmlns:am3d="http://schemas.microsoft.com/office/drawing/2017/model3d" xmlns:o="urn:schemas-microsoft-com:office:office" xmlns:oel="http://schemas.microsoft.com/office/2019/extlst" xmlns:r="http://schemas.openxmlformats.org/officeDocument/2006/relationships" xmlns:m="http://schemas.openxmlformats.org/officeDocument/2006/math" xmlns:v="urn:schemas-microsoft-com:vml" xmlns:wp14="http://schemas.microsoft.com/office/word/2010/wordprocessingDrawing" xmlns:wp="http://schemas.openxmlformats.org/drawingml/2006/wordprocessingDrawing" xmlns:w10="urn:schemas-microsoft-com:office:word" xmlns:w="http://schemas.openxmlformats.org/wordprocessingml/2006/main" xmlns:w14="http://schemas.microsoft.com/office/word/2010/wordml" xmlns:w15="http://schemas.microsoft.com/office/word/2012/wordml" xmlns:w16cex="http://schemas.microsoft.com/office/word/2018/wordml/cex" xmlns:w16cid="http://schemas.microsoft.com/office/word/2016/wordml/cid" xmlns:w16="http://schemas.microsoft.com/office/word/2018/wordml" xmlns:w16sdtdh="http://schemas.microsoft.com/office/word/2020/wordml/sdtdatahash" xmlns:w16se="http://schemas.microsoft.com/office/word/2015/wordml/symex" xmlns:wpg="http://schemas.microsoft.com/office/word/2010/wordprocessingGroup" xmlns:wpi="http://schemas.microsoft.com/office/word/2010/wordprocessingInk" xmlns:wne="http://schemas.microsoft.com/office/word/2006/wordml" xmlns:wps="http://schemas.microsoft.com/office/word/2010/wordprocessingShape" mc:Ignorable="w14 w15 w16se w16cid w16 w16cex w16sdtdh wp14">
+<w:document xmlns:wpc="http://schemas.microsoft.com/office/word/2010/wordprocessingCanvas" xmlns:cx="http://schemas.microsoft.com/office/drawing/2014/chartex" xmlns:cx1="http://schemas.microsoft.com/office/drawing/2015/9/8/chartex" xmlns:cx2="http://schemas.microsoft.com/office/drawing/2015/10/21/chartex" xmlns:cx3="http://schemas.microsoft.com/office/drawing/2016/5/9/chartex" xmlns:cx4="http://schemas.microsoft.com/office/drawing/2016/5/10/chartex" xmlns:cx5="http://schemas.microsoft.com/office/drawing/2016/5/11/chartex" xmlns:cx6="http://schemas.microsoft.com/office/drawing/2016/5/12/chartex" xmlns:cx7="http://schemas.microsoft.com/office/drawing/2016/5/13/chartex" xmlns:cx8="http://schemas.microsoft.com/office/drawing/2016/5/14/chartex" xmlns:mc="http://schemas.openxmlformats.org/markup-compatibility/2006" xmlns:aink="http://schemas.microsoft.com/office/drawing/2016/ink" xmlns:am3d="http://schemas.microsoft.com/office/drawing/2017/model3d" xmlns:o="urn:schemas-microsoft-com:office:office" xmlns:oel="http://schemas.microsoft.com/office/2019/extlst" xmlns:r="http://schemas.openxmlformats.org/officeDocument/2006/relationships" xmlns:m="http://schemas.openxmlformats.org/officeDocument/2006/math" xmlns:v="urn:schemas-microsoft-com:vml" xmlns:wp14="http://schemas.microsoft.com/office/word/2010/wordprocessingDrawing" xmlns:wp="http://schemas.openxmlformats.org/drawingml/2006/wordprocessingDrawing" xmlns:w10="urn:schemas-microsoft-com:office:word" xmlns:w="http://schemas.openxmlformats.org/wordprocessingml/2006/main" xmlns:w14="http://schemas.microsoft.com/office/word/2010/wordml" xmlns:w15="http://schemas.microsoft.com/office/word/2012/wordml" xmlns:w16cex="http://schemas.microsoft.com/office/word/2018/wordml/cex" xmlns:w16cid="http://schemas.microsoft.com/office/word/2016/wordml/cid" xmlns:w16="http://schemas.microsoft.com/office/word/2018/wordml" xmlns:w16du="http://schemas.microsoft.com/office/word/2023/wordml/word16du" xmlns:w16sdtdh="http://schemas.microsoft.com/office/word/2020/wordml/sdtdatahash" xmlns:w16sdtfl="http://schemas.microsoft.com/office/word/2024/wordml/sdtformatlock" xmlns:w16se="http://schemas.microsoft.com/office/word/2015/wordml/symex" xmlns:wpg="http://schemas.microsoft.com/office/word/2010/wordprocessingGroup" xmlns:wpi="http://schemas.microsoft.com/office/word/2010/wordprocessingInk" xmlns:wne="http://schemas.microsoft.com/office/word/2006/wordml" xmlns:wps="http://schemas.microsoft.com/office/word/2010/wordprocessingShape" mc:Ignorable="w14 w15 w16se w16cid w16 w16cex w16sdtdh w16sdtfl w16du wp14">
   <w:body>
     <w:p>
       <w:pPr>
         <w:rPr>
+          <w:rFonts w:ascii="Brill" w:hAnsi="Brill"/>
           <w:lang w:val="es-ES"/>
         </w:rPr>
       </w:pPr>
       <w:r>
         <w:rPr>
+          <w:rFonts w:ascii="Brill" w:hAnsi="Brill"/>
           <w:color w:val="FF0000"/>
           <w:lang w:val="es-ES"/>
         </w:rPr>
@@ -17,24 +19,334 @@
       </w:r>
       <w:r>
         <w:rPr>
-          <w:lang w:val="es-ES"/>
-        </w:rPr>
-        <w:t xml:space="preserve">dixo el decipulo maestro dime por que razon fue nuestro señor a los infiernos depues que priso muerte en la cruz % respondio el maestro sepas que depues que fue el pecado de Adan fasta aquella </w:t>
-      </w:r>
-      <w:r>
-        <w:rPr>
-          <w:lang w:val="es-ES"/>
-        </w:rPr>
-        <w:t>oro</w:t>
-      </w:r>
-      <w:r>
-        <w:rPr>
-          <w:lang w:val="es-ES"/>
-        </w:rPr>
-        <w:t xml:space="preserve"> asi era acostunbrado que todos ivan al infierno tan bien justos como pecadores % e por que nuestro señor quiso ser ombre conplido en todo tovo por bien de fazer aquella carrera por do todos los otros pasavan % salvo que la fizo el de otra guisa que lo non fezioron los otros que quando los otros ivan y ivan por fincar en aquella pena fasta que veniesse </w:t>
-      </w:r>
-      <w:r>
-        <w:rPr>
+          <w:rFonts w:ascii="Brill" w:hAnsi="Brill"/>
+          <w:lang w:val="es-ES"/>
+        </w:rPr>
+        <w:t xml:space="preserve">dixo el </w:t>
+      </w:r>
+      <w:proofErr w:type="spellStart"/>
+      <w:r>
+        <w:rPr>
+          <w:rFonts w:ascii="Brill" w:hAnsi="Brill"/>
+          <w:lang w:val="es-ES"/>
+        </w:rPr>
+        <w:t>decipulo</w:t>
+      </w:r>
+      <w:proofErr w:type="spellEnd"/>
+      <w:r>
+        <w:rPr>
+          <w:rFonts w:ascii="Brill" w:hAnsi="Brill"/>
+          <w:lang w:val="es-ES"/>
+        </w:rPr>
+        <w:t xml:space="preserve"> maestro dime </w:t>
+      </w:r>
+      <w:proofErr w:type="spellStart"/>
+      <w:r>
+        <w:rPr>
+          <w:rFonts w:ascii="Brill" w:hAnsi="Brill"/>
+          <w:lang w:val="es-ES"/>
+        </w:rPr>
+        <w:t>por que</w:t>
+      </w:r>
+      <w:proofErr w:type="spellEnd"/>
+      <w:r>
+        <w:rPr>
+          <w:rFonts w:ascii="Brill" w:hAnsi="Brill"/>
+          <w:lang w:val="es-ES"/>
+        </w:rPr>
+        <w:t xml:space="preserve"> </w:t>
+      </w:r>
+      <w:proofErr w:type="spellStart"/>
+      <w:r>
+        <w:rPr>
+          <w:rFonts w:ascii="Brill" w:hAnsi="Brill"/>
+          <w:lang w:val="es-ES"/>
+        </w:rPr>
+        <w:t>razon</w:t>
+      </w:r>
+      <w:proofErr w:type="spellEnd"/>
+      <w:r>
+        <w:rPr>
+          <w:rFonts w:ascii="Brill" w:hAnsi="Brill"/>
+          <w:lang w:val="es-ES"/>
+        </w:rPr>
+        <w:t xml:space="preserve"> fue nuestro señor a los infiernos </w:t>
+      </w:r>
+      <w:proofErr w:type="spellStart"/>
+      <w:r>
+        <w:rPr>
+          <w:rFonts w:ascii="Brill" w:hAnsi="Brill"/>
+          <w:lang w:val="es-ES"/>
+        </w:rPr>
+        <w:t>depues</w:t>
+      </w:r>
+      <w:proofErr w:type="spellEnd"/>
+      <w:r>
+        <w:rPr>
+          <w:rFonts w:ascii="Brill" w:hAnsi="Brill"/>
+          <w:lang w:val="es-ES"/>
+        </w:rPr>
+        <w:t xml:space="preserve"> que </w:t>
+      </w:r>
+      <w:proofErr w:type="spellStart"/>
+      <w:r>
+        <w:rPr>
+          <w:rFonts w:ascii="Brill" w:hAnsi="Brill"/>
+          <w:lang w:val="es-ES"/>
+        </w:rPr>
+        <w:t>priso</w:t>
+      </w:r>
+      <w:proofErr w:type="spellEnd"/>
+      <w:r>
+        <w:rPr>
+          <w:rFonts w:ascii="Brill" w:hAnsi="Brill"/>
+          <w:lang w:val="es-ES"/>
+        </w:rPr>
+        <w:t xml:space="preserve"> muerte en la cruz % </w:t>
+      </w:r>
+      <w:proofErr w:type="spellStart"/>
+      <w:r>
+        <w:rPr>
+          <w:rFonts w:ascii="Brill" w:hAnsi="Brill"/>
+          <w:lang w:val="es-ES"/>
+        </w:rPr>
+        <w:t>respondio</w:t>
+      </w:r>
+      <w:proofErr w:type="spellEnd"/>
+      <w:r>
+        <w:rPr>
+          <w:rFonts w:ascii="Brill" w:hAnsi="Brill"/>
+          <w:lang w:val="es-ES"/>
+        </w:rPr>
+        <w:t xml:space="preserve"> el maestro sepas que </w:t>
+      </w:r>
+      <w:proofErr w:type="spellStart"/>
+      <w:r>
+        <w:rPr>
+          <w:rFonts w:ascii="Brill" w:hAnsi="Brill"/>
+          <w:lang w:val="es-ES"/>
+        </w:rPr>
+        <w:t>depues</w:t>
+      </w:r>
+      <w:proofErr w:type="spellEnd"/>
+      <w:r>
+        <w:rPr>
+          <w:rFonts w:ascii="Brill" w:hAnsi="Brill"/>
+          <w:lang w:val="es-ES"/>
+        </w:rPr>
+        <w:t xml:space="preserve"> que fue el pecado de </w:t>
+      </w:r>
+      <w:proofErr w:type="spellStart"/>
+      <w:r>
+        <w:rPr>
+          <w:rFonts w:ascii="Brill" w:hAnsi="Brill"/>
+          <w:lang w:val="es-ES"/>
+        </w:rPr>
+        <w:t>Adan</w:t>
+      </w:r>
+      <w:proofErr w:type="spellEnd"/>
+      <w:r>
+        <w:rPr>
+          <w:rFonts w:ascii="Brill" w:hAnsi="Brill"/>
+          <w:lang w:val="es-ES"/>
+        </w:rPr>
+        <w:t xml:space="preserve"> fasta aquella oro </w:t>
+      </w:r>
+      <w:proofErr w:type="spellStart"/>
+      <w:r>
+        <w:rPr>
+          <w:rFonts w:ascii="Brill" w:hAnsi="Brill"/>
+          <w:lang w:val="es-ES"/>
+        </w:rPr>
+        <w:t>asi</w:t>
+      </w:r>
+      <w:proofErr w:type="spellEnd"/>
+      <w:r>
+        <w:rPr>
+          <w:rFonts w:ascii="Brill" w:hAnsi="Brill"/>
+          <w:lang w:val="es-ES"/>
+        </w:rPr>
+        <w:t xml:space="preserve"> era </w:t>
+      </w:r>
+      <w:proofErr w:type="spellStart"/>
+      <w:r>
+        <w:rPr>
+          <w:rFonts w:ascii="Brill" w:hAnsi="Brill"/>
+          <w:lang w:val="es-ES"/>
+        </w:rPr>
+        <w:t>acostunbrado</w:t>
+      </w:r>
+      <w:proofErr w:type="spellEnd"/>
+      <w:r>
+        <w:rPr>
+          <w:rFonts w:ascii="Brill" w:hAnsi="Brill"/>
+          <w:lang w:val="es-ES"/>
+        </w:rPr>
+        <w:t xml:space="preserve"> que todos </w:t>
+      </w:r>
+      <w:proofErr w:type="spellStart"/>
+      <w:r>
+        <w:rPr>
+          <w:rFonts w:ascii="Brill" w:hAnsi="Brill"/>
+          <w:lang w:val="es-ES"/>
+        </w:rPr>
+        <w:t>ivan</w:t>
+      </w:r>
+      <w:proofErr w:type="spellEnd"/>
+      <w:r>
+        <w:rPr>
+          <w:rFonts w:ascii="Brill" w:hAnsi="Brill"/>
+          <w:lang w:val="es-ES"/>
+        </w:rPr>
+        <w:t xml:space="preserve"> al infierno tan bien justos como pecadores % e </w:t>
+      </w:r>
+      <w:proofErr w:type="spellStart"/>
+      <w:r>
+        <w:rPr>
+          <w:rFonts w:ascii="Brill" w:hAnsi="Brill"/>
+          <w:lang w:val="es-ES"/>
+        </w:rPr>
+        <w:t>por que</w:t>
+      </w:r>
+      <w:proofErr w:type="spellEnd"/>
+      <w:r>
+        <w:rPr>
+          <w:rFonts w:ascii="Brill" w:hAnsi="Brill"/>
+          <w:lang w:val="es-ES"/>
+        </w:rPr>
+        <w:t xml:space="preserve"> nuestro señor quiso ser ombre </w:t>
+      </w:r>
+      <w:proofErr w:type="spellStart"/>
+      <w:r>
+        <w:rPr>
+          <w:rFonts w:ascii="Brill" w:hAnsi="Brill"/>
+          <w:lang w:val="es-ES"/>
+        </w:rPr>
+        <w:t>conplido</w:t>
+      </w:r>
+      <w:proofErr w:type="spellEnd"/>
+      <w:r>
+        <w:rPr>
+          <w:rFonts w:ascii="Brill" w:hAnsi="Brill"/>
+          <w:lang w:val="es-ES"/>
+        </w:rPr>
+        <w:t xml:space="preserve"> en todo </w:t>
+      </w:r>
+      <w:proofErr w:type="spellStart"/>
+      <w:r>
+        <w:rPr>
+          <w:rFonts w:ascii="Brill" w:hAnsi="Brill"/>
+          <w:lang w:val="es-ES"/>
+        </w:rPr>
+        <w:t>tovo</w:t>
+      </w:r>
+      <w:proofErr w:type="spellEnd"/>
+      <w:r>
+        <w:rPr>
+          <w:rFonts w:ascii="Brill" w:hAnsi="Brill"/>
+          <w:lang w:val="es-ES"/>
+        </w:rPr>
+        <w:t xml:space="preserve"> por bien de fazer aquella carrera por do todos los otros </w:t>
+      </w:r>
+      <w:proofErr w:type="spellStart"/>
+      <w:r>
+        <w:rPr>
+          <w:rFonts w:ascii="Brill" w:hAnsi="Brill"/>
+          <w:lang w:val="es-ES"/>
+        </w:rPr>
+        <w:t>pasavan</w:t>
+      </w:r>
+      <w:proofErr w:type="spellEnd"/>
+      <w:r>
+        <w:rPr>
+          <w:rFonts w:ascii="Brill" w:hAnsi="Brill"/>
+          <w:lang w:val="es-ES"/>
+        </w:rPr>
+        <w:t xml:space="preserve"> % salvo que la fizo el de otra guisa que lo non </w:t>
+      </w:r>
+      <w:proofErr w:type="spellStart"/>
+      <w:r>
+        <w:rPr>
+          <w:rFonts w:ascii="Brill" w:hAnsi="Brill"/>
+          <w:lang w:val="es-ES"/>
+        </w:rPr>
+        <w:t>fezioron</w:t>
+      </w:r>
+      <w:proofErr w:type="spellEnd"/>
+      <w:r>
+        <w:rPr>
+          <w:rFonts w:ascii="Brill" w:hAnsi="Brill"/>
+          <w:lang w:val="es-ES"/>
+        </w:rPr>
+        <w:t xml:space="preserve"> los otros que </w:t>
+      </w:r>
+      <w:proofErr w:type="spellStart"/>
+      <w:r>
+        <w:rPr>
+          <w:rFonts w:ascii="Brill" w:hAnsi="Brill"/>
+          <w:lang w:val="es-ES"/>
+        </w:rPr>
+        <w:t>quando</w:t>
+      </w:r>
+      <w:proofErr w:type="spellEnd"/>
+      <w:r>
+        <w:rPr>
+          <w:rFonts w:ascii="Brill" w:hAnsi="Brill"/>
+          <w:lang w:val="es-ES"/>
+        </w:rPr>
+        <w:t xml:space="preserve"> los otros </w:t>
+      </w:r>
+      <w:proofErr w:type="spellStart"/>
+      <w:r>
+        <w:rPr>
+          <w:rFonts w:ascii="Brill" w:hAnsi="Brill"/>
+          <w:lang w:val="es-ES"/>
+        </w:rPr>
+        <w:t>ivan</w:t>
+      </w:r>
+      <w:proofErr w:type="spellEnd"/>
+      <w:r>
+        <w:rPr>
+          <w:rFonts w:ascii="Brill" w:hAnsi="Brill"/>
+          <w:lang w:val="es-ES"/>
+        </w:rPr>
+        <w:t xml:space="preserve"> y </w:t>
+      </w:r>
+      <w:proofErr w:type="spellStart"/>
+      <w:r>
+        <w:rPr>
+          <w:rFonts w:ascii="Brill" w:hAnsi="Brill"/>
+          <w:lang w:val="es-ES"/>
+        </w:rPr>
+        <w:t>ivan</w:t>
+      </w:r>
+      <w:proofErr w:type="spellEnd"/>
+      <w:r>
+        <w:rPr>
+          <w:rFonts w:ascii="Brill" w:hAnsi="Brill"/>
+          <w:lang w:val="es-ES"/>
+        </w:rPr>
+        <w:t xml:space="preserve"> por fincar en aquella pena fasta que </w:t>
+      </w:r>
+      <w:proofErr w:type="spellStart"/>
+      <w:r>
+        <w:rPr>
+          <w:rFonts w:ascii="Brill" w:hAnsi="Brill"/>
+          <w:lang w:val="es-ES"/>
+        </w:rPr>
+        <w:t>veniesse</w:t>
+      </w:r>
+      <w:proofErr w:type="spellEnd"/>
+      <w:r>
+        <w:rPr>
+          <w:rFonts w:ascii="Brill" w:hAnsi="Brill"/>
+          <w:lang w:val="es-ES"/>
+        </w:rPr>
+        <w:t xml:space="preserve"> </w:t>
+      </w:r>
+      <w:r>
+        <w:rPr>
+          <w:rFonts w:ascii="Brill" w:hAnsi="Brill"/>
           <w:color w:val="FF0000"/>
           <w:lang w:val="es-ES"/>
         </w:rPr>
@@ -42,79 +354,823 @@
       </w:r>
       <w:r>
         <w:rPr>
-          <w:lang w:val="es-ES"/>
-        </w:rPr>
-        <w:t xml:space="preserve">el tienpo que los avia a sacar el salvador del mundo quando el y llego quebranto el poderio de los diabros e la su sobervia e saco dende aquellos que entendio que merecian asalir de aquel lugar e levo los consigo al paraiso terrenal % e alli se conprio lo que dixo David propheta quando dixo </w:t>
-      </w:r>
-      <w:r>
-        <w:rPr>
+          <w:rFonts w:ascii="Brill" w:hAnsi="Brill"/>
+          <w:lang w:val="es-ES"/>
+        </w:rPr>
+        <w:t xml:space="preserve">el </w:t>
+      </w:r>
+      <w:proofErr w:type="spellStart"/>
+      <w:r>
+        <w:rPr>
+          <w:rFonts w:ascii="Brill" w:hAnsi="Brill"/>
+          <w:lang w:val="es-ES"/>
+        </w:rPr>
+        <w:t>tienpo</w:t>
+      </w:r>
+      <w:proofErr w:type="spellEnd"/>
+      <w:r>
+        <w:rPr>
+          <w:rFonts w:ascii="Brill" w:hAnsi="Brill"/>
+          <w:lang w:val="es-ES"/>
+        </w:rPr>
+        <w:t xml:space="preserve"> que los </w:t>
+      </w:r>
+      <w:proofErr w:type="spellStart"/>
+      <w:r>
+        <w:rPr>
+          <w:rFonts w:ascii="Brill" w:hAnsi="Brill"/>
+          <w:lang w:val="es-ES"/>
+        </w:rPr>
+        <w:t>avia</w:t>
+      </w:r>
+      <w:proofErr w:type="spellEnd"/>
+      <w:r>
+        <w:rPr>
+          <w:rFonts w:ascii="Brill" w:hAnsi="Brill"/>
+          <w:lang w:val="es-ES"/>
+        </w:rPr>
+        <w:t xml:space="preserve"> a sacar el salvador del mundo </w:t>
+      </w:r>
+      <w:proofErr w:type="spellStart"/>
+      <w:r>
+        <w:rPr>
+          <w:rFonts w:ascii="Brill" w:hAnsi="Brill"/>
+          <w:lang w:val="es-ES"/>
+        </w:rPr>
+        <w:t>quando</w:t>
+      </w:r>
+      <w:proofErr w:type="spellEnd"/>
+      <w:r>
+        <w:rPr>
+          <w:rFonts w:ascii="Brill" w:hAnsi="Brill"/>
+          <w:lang w:val="es-ES"/>
+        </w:rPr>
+        <w:t xml:space="preserve"> </w:t>
+      </w:r>
+      <w:proofErr w:type="spellStart"/>
+      <w:r>
+        <w:rPr>
+          <w:rFonts w:ascii="Brill" w:hAnsi="Brill"/>
+          <w:lang w:val="es-ES"/>
+        </w:rPr>
+        <w:t>el</w:t>
+      </w:r>
+      <w:proofErr w:type="spellEnd"/>
+      <w:r>
+        <w:rPr>
+          <w:rFonts w:ascii="Brill" w:hAnsi="Brill"/>
+          <w:lang w:val="es-ES"/>
+        </w:rPr>
+        <w:t xml:space="preserve"> y llego quebranto el </w:t>
+      </w:r>
+      <w:proofErr w:type="spellStart"/>
+      <w:r>
+        <w:rPr>
+          <w:rFonts w:ascii="Brill" w:hAnsi="Brill"/>
+          <w:lang w:val="es-ES"/>
+        </w:rPr>
+        <w:t>poderio</w:t>
+      </w:r>
+      <w:proofErr w:type="spellEnd"/>
+      <w:r>
+        <w:rPr>
+          <w:rFonts w:ascii="Brill" w:hAnsi="Brill"/>
+          <w:lang w:val="es-ES"/>
+        </w:rPr>
+        <w:t xml:space="preserve"> de los </w:t>
+      </w:r>
+      <w:proofErr w:type="spellStart"/>
+      <w:r>
+        <w:rPr>
+          <w:rFonts w:ascii="Brill" w:hAnsi="Brill"/>
+          <w:lang w:val="es-ES"/>
+        </w:rPr>
+        <w:t>diabros</w:t>
+      </w:r>
+      <w:proofErr w:type="spellEnd"/>
+      <w:r>
+        <w:rPr>
+          <w:rFonts w:ascii="Brill" w:hAnsi="Brill"/>
+          <w:lang w:val="es-ES"/>
+        </w:rPr>
+        <w:t xml:space="preserve"> e </w:t>
+      </w:r>
+      <w:proofErr w:type="spellStart"/>
+      <w:r>
+        <w:rPr>
+          <w:rFonts w:ascii="Brill" w:hAnsi="Brill"/>
+          <w:lang w:val="es-ES"/>
+        </w:rPr>
+        <w:t>la</w:t>
+      </w:r>
+      <w:proofErr w:type="spellEnd"/>
+      <w:r>
+        <w:rPr>
+          <w:rFonts w:ascii="Brill" w:hAnsi="Brill"/>
+          <w:lang w:val="es-ES"/>
+        </w:rPr>
+        <w:t xml:space="preserve"> su </w:t>
+      </w:r>
+      <w:proofErr w:type="spellStart"/>
+      <w:r>
+        <w:rPr>
+          <w:rFonts w:ascii="Brill" w:hAnsi="Brill"/>
+          <w:lang w:val="es-ES"/>
+        </w:rPr>
+        <w:t>sobervia</w:t>
+      </w:r>
+      <w:proofErr w:type="spellEnd"/>
+      <w:r>
+        <w:rPr>
+          <w:rFonts w:ascii="Brill" w:hAnsi="Brill"/>
+          <w:lang w:val="es-ES"/>
+        </w:rPr>
+        <w:t xml:space="preserve"> e saco dende aquellos que </w:t>
+      </w:r>
+      <w:proofErr w:type="spellStart"/>
+      <w:r>
+        <w:rPr>
+          <w:rFonts w:ascii="Brill" w:hAnsi="Brill"/>
+          <w:lang w:val="es-ES"/>
+        </w:rPr>
+        <w:t>entendio</w:t>
+      </w:r>
+      <w:proofErr w:type="spellEnd"/>
+      <w:r>
+        <w:rPr>
+          <w:rFonts w:ascii="Brill" w:hAnsi="Brill"/>
+          <w:lang w:val="es-ES"/>
+        </w:rPr>
+        <w:t xml:space="preserve"> que </w:t>
+      </w:r>
+      <w:proofErr w:type="spellStart"/>
+      <w:r>
+        <w:rPr>
+          <w:rFonts w:ascii="Brill" w:hAnsi="Brill"/>
+          <w:lang w:val="es-ES"/>
+        </w:rPr>
+        <w:t>merecian</w:t>
+      </w:r>
+      <w:proofErr w:type="spellEnd"/>
+      <w:r>
+        <w:rPr>
+          <w:rFonts w:ascii="Brill" w:hAnsi="Brill"/>
+          <w:lang w:val="es-ES"/>
+        </w:rPr>
+        <w:t xml:space="preserve"> </w:t>
+      </w:r>
+      <w:proofErr w:type="spellStart"/>
+      <w:r>
+        <w:rPr>
+          <w:rFonts w:ascii="Brill" w:hAnsi="Brill"/>
+          <w:lang w:val="es-ES"/>
+        </w:rPr>
+        <w:t>asalir</w:t>
+      </w:r>
+      <w:proofErr w:type="spellEnd"/>
+      <w:r>
+        <w:rPr>
+          <w:rFonts w:ascii="Brill" w:hAnsi="Brill"/>
+          <w:lang w:val="es-ES"/>
+        </w:rPr>
+        <w:t xml:space="preserve"> de aquel lugar e levo los consigo al </w:t>
+      </w:r>
+      <w:proofErr w:type="spellStart"/>
+      <w:r>
+        <w:rPr>
+          <w:rFonts w:ascii="Brill" w:hAnsi="Brill"/>
+          <w:lang w:val="es-ES"/>
+        </w:rPr>
+        <w:t>paraiso</w:t>
+      </w:r>
+      <w:proofErr w:type="spellEnd"/>
+      <w:r>
+        <w:rPr>
+          <w:rFonts w:ascii="Brill" w:hAnsi="Brill"/>
+          <w:lang w:val="es-ES"/>
+        </w:rPr>
+        <w:t xml:space="preserve"> terrenal % e </w:t>
+      </w:r>
+      <w:proofErr w:type="spellStart"/>
+      <w:r>
+        <w:rPr>
+          <w:rFonts w:ascii="Brill" w:hAnsi="Brill"/>
+          <w:lang w:val="es-ES"/>
+        </w:rPr>
+        <w:t>alli</w:t>
+      </w:r>
+      <w:proofErr w:type="spellEnd"/>
+      <w:r>
+        <w:rPr>
+          <w:rFonts w:ascii="Brill" w:hAnsi="Brill"/>
+          <w:lang w:val="es-ES"/>
+        </w:rPr>
+        <w:t xml:space="preserve"> se </w:t>
+      </w:r>
+      <w:proofErr w:type="spellStart"/>
+      <w:r>
+        <w:rPr>
+          <w:rFonts w:ascii="Brill" w:hAnsi="Brill"/>
+          <w:lang w:val="es-ES"/>
+        </w:rPr>
+        <w:t>conprio</w:t>
+      </w:r>
+      <w:proofErr w:type="spellEnd"/>
+      <w:r>
+        <w:rPr>
+          <w:rFonts w:ascii="Brill" w:hAnsi="Brill"/>
+          <w:lang w:val="es-ES"/>
+        </w:rPr>
+        <w:t xml:space="preserve"> lo que dixo David </w:t>
+      </w:r>
+      <w:proofErr w:type="spellStart"/>
+      <w:r>
+        <w:rPr>
+          <w:rFonts w:ascii="Brill" w:hAnsi="Brill"/>
+          <w:lang w:val="es-ES"/>
+        </w:rPr>
+        <w:t>propheta</w:t>
+      </w:r>
+      <w:proofErr w:type="spellEnd"/>
+      <w:r>
+        <w:rPr>
+          <w:rFonts w:ascii="Brill" w:hAnsi="Brill"/>
+          <w:lang w:val="es-ES"/>
+        </w:rPr>
+        <w:t xml:space="preserve"> </w:t>
+      </w:r>
+      <w:proofErr w:type="spellStart"/>
+      <w:r>
+        <w:rPr>
+          <w:rFonts w:ascii="Brill" w:hAnsi="Brill"/>
+          <w:lang w:val="es-ES"/>
+        </w:rPr>
+        <w:t>quando</w:t>
+      </w:r>
+      <w:proofErr w:type="spellEnd"/>
+      <w:r>
+        <w:rPr>
+          <w:rFonts w:ascii="Brill" w:hAnsi="Brill"/>
+          <w:lang w:val="es-ES"/>
+        </w:rPr>
+        <w:t xml:space="preserve"> dixo </w:t>
+      </w:r>
+      <w:proofErr w:type="spellStart"/>
+      <w:r>
+        <w:rPr>
+          <w:rFonts w:ascii="Brill" w:hAnsi="Brill"/>
           <w:color w:val="E97132" w:themeColor="accent2"/>
           <w:lang w:val="es-ES"/>
         </w:rPr>
-        <w:t>T</w:t>
-      </w:r>
-      <w:r>
-        <w:rPr>
+        <w:t>Tollite</w:t>
+      </w:r>
+      <w:proofErr w:type="spellEnd"/>
+      <w:r>
+        <w:rPr>
+          <w:rFonts w:ascii="Brill" w:hAnsi="Brill"/>
           <w:color w:val="E97132" w:themeColor="accent2"/>
           <w:lang w:val="es-ES"/>
         </w:rPr>
-        <w:t xml:space="preserve">ollite portas principes </w:t>
-      </w:r>
-      <w:r>
-        <w:rPr>
+        <w:t xml:space="preserve"> portas </w:t>
+      </w:r>
+      <w:proofErr w:type="spellStart"/>
+      <w:r>
+        <w:rPr>
+          <w:rFonts w:ascii="Brill" w:hAnsi="Brill"/>
           <w:color w:val="E97132" w:themeColor="accent2"/>
           <w:lang w:val="es-ES"/>
         </w:rPr>
-        <w:t>v</w:t>
-      </w:r>
-      <w:r>
-        <w:rPr>
+        <w:t>principes</w:t>
+      </w:r>
+      <w:proofErr w:type="spellEnd"/>
+      <w:r>
+        <w:rPr>
+          <w:rFonts w:ascii="Brill" w:hAnsi="Brill"/>
           <w:color w:val="E97132" w:themeColor="accent2"/>
           <w:lang w:val="es-ES"/>
         </w:rPr>
-        <w:t>estras e elevamini porte eternales et introibit rex glorie</w:t>
-      </w:r>
-      <w:r>
-        <w:rPr>
-          <w:lang w:val="es-ES"/>
-        </w:rPr>
-        <w:t xml:space="preserve"> que quier dezir principes abri vuestras puertas perdurabres e entrara el rey de gloria % respondioron los diabros que estavan espantados guardando las puertas </w:t>
-      </w:r>
-      <w:r>
-        <w:rPr>
-          <w:lang w:val="es-ES"/>
-        </w:rPr>
-        <w:t>quien</w:t>
-      </w:r>
-      <w:r>
-        <w:rPr>
-          <w:lang w:val="es-ES"/>
-        </w:rPr>
-        <w:t xml:space="preserve"> este rey de gloria % e a esto que ellos dezian respondio el nuestro señor el señor fuerte % e poderoso en batallas % este es rey de virtud e de gloria % alli estando conocio David e los otros profetas e los </w:t>
-      </w:r>
-      <w:r>
-        <w:rPr>
-          <w:lang w:val="es-ES"/>
-        </w:rPr>
-        <w:t>padre</w:t>
-      </w:r>
-      <w:r>
-        <w:rPr>
-          <w:lang w:val="es-ES"/>
-        </w:rPr>
-        <w:t xml:space="preserve"> santos que y yazian que aquell era el señor de que ellos profetizaran que los avia de sacar de aquel lugar bien asi como lo fizo que luego que los de alli saco los levo al paraiso terrenal % e estando </w:t>
-      </w:r>
-      <w:r>
-        <w:rPr>
-          <w:lang w:val="es-ES"/>
-        </w:rPr>
-        <w:t>A</w:t>
-      </w:r>
-      <w:r>
-        <w:rPr>
-          <w:lang w:val="es-ES"/>
-        </w:rPr>
-        <w:t>dan en aquel paraiso conoscio que aquel era el paraiso de que lo el echo por el pecado que feziera estando en el % e estonce ovo alegria por la emienda que veniera a el e a todos los otros en la nacencia e en la pasion de Jesucristo</w:t>
+        <w:t xml:space="preserve"> </w:t>
+      </w:r>
+      <w:proofErr w:type="spellStart"/>
+      <w:r>
+        <w:rPr>
+          <w:rFonts w:ascii="Brill" w:hAnsi="Brill"/>
+          <w:color w:val="E97132" w:themeColor="accent2"/>
+          <w:lang w:val="es-ES"/>
+        </w:rPr>
+        <w:t>vestras</w:t>
+      </w:r>
+      <w:proofErr w:type="spellEnd"/>
+      <w:r>
+        <w:rPr>
+          <w:rFonts w:ascii="Brill" w:hAnsi="Brill"/>
+          <w:color w:val="E97132" w:themeColor="accent2"/>
+          <w:lang w:val="es-ES"/>
+        </w:rPr>
+        <w:t xml:space="preserve"> e </w:t>
+      </w:r>
+      <w:proofErr w:type="spellStart"/>
+      <w:r>
+        <w:rPr>
+          <w:rFonts w:ascii="Brill" w:hAnsi="Brill"/>
+          <w:color w:val="E97132" w:themeColor="accent2"/>
+          <w:lang w:val="es-ES"/>
+        </w:rPr>
+        <w:t>elevamini</w:t>
+      </w:r>
+      <w:proofErr w:type="spellEnd"/>
+      <w:r>
+        <w:rPr>
+          <w:rFonts w:ascii="Brill" w:hAnsi="Brill"/>
+          <w:color w:val="E97132" w:themeColor="accent2"/>
+          <w:lang w:val="es-ES"/>
+        </w:rPr>
+        <w:t xml:space="preserve"> porte eternales et </w:t>
+      </w:r>
+      <w:proofErr w:type="spellStart"/>
+      <w:r>
+        <w:rPr>
+          <w:rFonts w:ascii="Brill" w:hAnsi="Brill"/>
+          <w:color w:val="E97132" w:themeColor="accent2"/>
+          <w:lang w:val="es-ES"/>
+        </w:rPr>
+        <w:t>introibit</w:t>
+      </w:r>
+      <w:proofErr w:type="spellEnd"/>
+      <w:r>
+        <w:rPr>
+          <w:rFonts w:ascii="Brill" w:hAnsi="Brill"/>
+          <w:color w:val="E97132" w:themeColor="accent2"/>
+          <w:lang w:val="es-ES"/>
+        </w:rPr>
+        <w:t xml:space="preserve"> </w:t>
+      </w:r>
+      <w:proofErr w:type="spellStart"/>
+      <w:r>
+        <w:rPr>
+          <w:rFonts w:ascii="Brill" w:hAnsi="Brill"/>
+          <w:color w:val="E97132" w:themeColor="accent2"/>
+          <w:lang w:val="es-ES"/>
+        </w:rPr>
+        <w:t>rex</w:t>
+      </w:r>
+      <w:proofErr w:type="spellEnd"/>
+      <w:r>
+        <w:rPr>
+          <w:rFonts w:ascii="Brill" w:hAnsi="Brill"/>
+          <w:color w:val="E97132" w:themeColor="accent2"/>
+          <w:lang w:val="es-ES"/>
+        </w:rPr>
+        <w:t xml:space="preserve"> </w:t>
+      </w:r>
+      <w:proofErr w:type="spellStart"/>
+      <w:r>
+        <w:rPr>
+          <w:rFonts w:ascii="Brill" w:hAnsi="Brill"/>
+          <w:color w:val="E97132" w:themeColor="accent2"/>
+          <w:lang w:val="es-ES"/>
+        </w:rPr>
+        <w:t>glorie</w:t>
+      </w:r>
+      <w:proofErr w:type="spellEnd"/>
+      <w:r>
+        <w:rPr>
+          <w:rFonts w:ascii="Brill" w:hAnsi="Brill"/>
+          <w:lang w:val="es-ES"/>
+        </w:rPr>
+        <w:t xml:space="preserve"> que quier dezir </w:t>
+      </w:r>
+      <w:proofErr w:type="spellStart"/>
+      <w:r>
+        <w:rPr>
+          <w:rFonts w:ascii="Brill" w:hAnsi="Brill"/>
+          <w:lang w:val="es-ES"/>
+        </w:rPr>
+        <w:t>principes</w:t>
+      </w:r>
+      <w:proofErr w:type="spellEnd"/>
+      <w:r>
+        <w:rPr>
+          <w:rFonts w:ascii="Brill" w:hAnsi="Brill"/>
+          <w:lang w:val="es-ES"/>
+        </w:rPr>
+        <w:t xml:space="preserve"> </w:t>
+      </w:r>
+      <w:proofErr w:type="spellStart"/>
+      <w:r>
+        <w:rPr>
+          <w:rFonts w:ascii="Brill" w:hAnsi="Brill"/>
+          <w:lang w:val="es-ES"/>
+        </w:rPr>
+        <w:t>abri</w:t>
+      </w:r>
+      <w:proofErr w:type="spellEnd"/>
+      <w:r>
+        <w:rPr>
+          <w:rFonts w:ascii="Brill" w:hAnsi="Brill"/>
+          <w:lang w:val="es-ES"/>
+        </w:rPr>
+        <w:t xml:space="preserve"> vuestras puertas </w:t>
+      </w:r>
+      <w:proofErr w:type="spellStart"/>
+      <w:r>
+        <w:rPr>
+          <w:rFonts w:ascii="Brill" w:hAnsi="Brill"/>
+          <w:lang w:val="es-ES"/>
+        </w:rPr>
+        <w:t>perdurabres</w:t>
+      </w:r>
+      <w:proofErr w:type="spellEnd"/>
+      <w:r>
+        <w:rPr>
+          <w:rFonts w:ascii="Brill" w:hAnsi="Brill"/>
+          <w:lang w:val="es-ES"/>
+        </w:rPr>
+        <w:t xml:space="preserve"> e entrara el rey de gloria % </w:t>
+      </w:r>
+      <w:proofErr w:type="spellStart"/>
+      <w:r>
+        <w:rPr>
+          <w:rFonts w:ascii="Brill" w:hAnsi="Brill"/>
+          <w:lang w:val="es-ES"/>
+        </w:rPr>
+        <w:t>respondioron</w:t>
+      </w:r>
+      <w:proofErr w:type="spellEnd"/>
+      <w:r>
+        <w:rPr>
+          <w:rFonts w:ascii="Brill" w:hAnsi="Brill"/>
+          <w:lang w:val="es-ES"/>
+        </w:rPr>
+        <w:t xml:space="preserve"> los </w:t>
+      </w:r>
+      <w:proofErr w:type="spellStart"/>
+      <w:r>
+        <w:rPr>
+          <w:rFonts w:ascii="Brill" w:hAnsi="Brill"/>
+          <w:lang w:val="es-ES"/>
+        </w:rPr>
+        <w:t>diabros</w:t>
+      </w:r>
+      <w:proofErr w:type="spellEnd"/>
+      <w:r>
+        <w:rPr>
+          <w:rFonts w:ascii="Brill" w:hAnsi="Brill"/>
+          <w:lang w:val="es-ES"/>
+        </w:rPr>
+        <w:t xml:space="preserve"> que estavan espantados guardando las puertas quien este rey de gloria % e a esto que ellos </w:t>
+      </w:r>
+      <w:proofErr w:type="spellStart"/>
+      <w:r>
+        <w:rPr>
+          <w:rFonts w:ascii="Brill" w:hAnsi="Brill"/>
+          <w:lang w:val="es-ES"/>
+        </w:rPr>
+        <w:t>dezian</w:t>
+      </w:r>
+      <w:proofErr w:type="spellEnd"/>
+      <w:r>
+        <w:rPr>
+          <w:rFonts w:ascii="Brill" w:hAnsi="Brill"/>
+          <w:lang w:val="es-ES"/>
+        </w:rPr>
+        <w:t xml:space="preserve"> </w:t>
+      </w:r>
+      <w:proofErr w:type="spellStart"/>
+      <w:r>
+        <w:rPr>
+          <w:rFonts w:ascii="Brill" w:hAnsi="Brill"/>
+          <w:lang w:val="es-ES"/>
+        </w:rPr>
+        <w:t>respondio</w:t>
+      </w:r>
+      <w:proofErr w:type="spellEnd"/>
+      <w:r>
+        <w:rPr>
+          <w:rFonts w:ascii="Brill" w:hAnsi="Brill"/>
+          <w:lang w:val="es-ES"/>
+        </w:rPr>
+        <w:t xml:space="preserve"> el nuestro señor el señor fuerte % e poderoso en batallas % este es rey de virtud e de gloria % </w:t>
+      </w:r>
+      <w:proofErr w:type="spellStart"/>
+      <w:r>
+        <w:rPr>
+          <w:rFonts w:ascii="Brill" w:hAnsi="Brill"/>
+          <w:lang w:val="es-ES"/>
+        </w:rPr>
+        <w:t>alli</w:t>
+      </w:r>
+      <w:proofErr w:type="spellEnd"/>
+      <w:r>
+        <w:rPr>
+          <w:rFonts w:ascii="Brill" w:hAnsi="Brill"/>
+          <w:lang w:val="es-ES"/>
+        </w:rPr>
+        <w:t xml:space="preserve"> estando </w:t>
+      </w:r>
+      <w:proofErr w:type="spellStart"/>
+      <w:r>
+        <w:rPr>
+          <w:rFonts w:ascii="Brill" w:hAnsi="Brill"/>
+          <w:lang w:val="es-ES"/>
+        </w:rPr>
+        <w:t>conocio</w:t>
+      </w:r>
+      <w:proofErr w:type="spellEnd"/>
+      <w:r>
+        <w:rPr>
+          <w:rFonts w:ascii="Brill" w:hAnsi="Brill"/>
+          <w:lang w:val="es-ES"/>
+        </w:rPr>
+        <w:t xml:space="preserve"> David e los otros profetas e los padre santos que y </w:t>
+      </w:r>
+      <w:proofErr w:type="spellStart"/>
+      <w:r>
+        <w:rPr>
+          <w:rFonts w:ascii="Brill" w:hAnsi="Brill"/>
+          <w:lang w:val="es-ES"/>
+        </w:rPr>
+        <w:t>yazian</w:t>
+      </w:r>
+      <w:proofErr w:type="spellEnd"/>
+      <w:r>
+        <w:rPr>
+          <w:rFonts w:ascii="Brill" w:hAnsi="Brill"/>
+          <w:lang w:val="es-ES"/>
+        </w:rPr>
+        <w:t xml:space="preserve"> que </w:t>
+      </w:r>
+      <w:proofErr w:type="spellStart"/>
+      <w:r>
+        <w:rPr>
+          <w:rFonts w:ascii="Brill" w:hAnsi="Brill"/>
+          <w:lang w:val="es-ES"/>
+        </w:rPr>
+        <w:t>aquell</w:t>
+      </w:r>
+      <w:proofErr w:type="spellEnd"/>
+      <w:r>
+        <w:rPr>
+          <w:rFonts w:ascii="Brill" w:hAnsi="Brill"/>
+          <w:lang w:val="es-ES"/>
+        </w:rPr>
+        <w:t xml:space="preserve"> era el señor de que ellos profetizaran que los </w:t>
+      </w:r>
+      <w:proofErr w:type="spellStart"/>
+      <w:r>
+        <w:rPr>
+          <w:rFonts w:ascii="Brill" w:hAnsi="Brill"/>
+          <w:lang w:val="es-ES"/>
+        </w:rPr>
+        <w:t>avia</w:t>
+      </w:r>
+      <w:proofErr w:type="spellEnd"/>
+      <w:r>
+        <w:rPr>
+          <w:rFonts w:ascii="Brill" w:hAnsi="Brill"/>
+          <w:lang w:val="es-ES"/>
+        </w:rPr>
+        <w:t xml:space="preserve"> de sacar de aquel lugar bien </w:t>
+      </w:r>
+      <w:proofErr w:type="spellStart"/>
+      <w:r>
+        <w:rPr>
+          <w:rFonts w:ascii="Brill" w:hAnsi="Brill"/>
+          <w:lang w:val="es-ES"/>
+        </w:rPr>
+        <w:t>asi</w:t>
+      </w:r>
+      <w:proofErr w:type="spellEnd"/>
+      <w:r>
+        <w:rPr>
+          <w:rFonts w:ascii="Brill" w:hAnsi="Brill"/>
+          <w:lang w:val="es-ES"/>
+        </w:rPr>
+        <w:t xml:space="preserve"> como lo fizo que luego que los de </w:t>
+      </w:r>
+      <w:proofErr w:type="spellStart"/>
+      <w:r>
+        <w:rPr>
+          <w:rFonts w:ascii="Brill" w:hAnsi="Brill"/>
+          <w:lang w:val="es-ES"/>
+        </w:rPr>
+        <w:t>alli</w:t>
+      </w:r>
+      <w:proofErr w:type="spellEnd"/>
+      <w:r>
+        <w:rPr>
+          <w:rFonts w:ascii="Brill" w:hAnsi="Brill"/>
+          <w:lang w:val="es-ES"/>
+        </w:rPr>
+        <w:t xml:space="preserve"> saco los levo al </w:t>
+      </w:r>
+      <w:proofErr w:type="spellStart"/>
+      <w:r>
+        <w:rPr>
+          <w:rFonts w:ascii="Brill" w:hAnsi="Brill"/>
+          <w:lang w:val="es-ES"/>
+        </w:rPr>
+        <w:t>paraiso</w:t>
+      </w:r>
+      <w:proofErr w:type="spellEnd"/>
+      <w:r>
+        <w:rPr>
+          <w:rFonts w:ascii="Brill" w:hAnsi="Brill"/>
+          <w:lang w:val="es-ES"/>
+        </w:rPr>
+        <w:t xml:space="preserve"> terrenal % e estando </w:t>
+      </w:r>
+      <w:proofErr w:type="spellStart"/>
+      <w:r>
+        <w:rPr>
+          <w:rFonts w:ascii="Brill" w:hAnsi="Brill"/>
+          <w:lang w:val="es-ES"/>
+        </w:rPr>
+        <w:t>Adan</w:t>
+      </w:r>
+      <w:proofErr w:type="spellEnd"/>
+      <w:r>
+        <w:rPr>
+          <w:rFonts w:ascii="Brill" w:hAnsi="Brill"/>
+          <w:lang w:val="es-ES"/>
+        </w:rPr>
+        <w:t xml:space="preserve"> en aquel </w:t>
+      </w:r>
+      <w:proofErr w:type="spellStart"/>
+      <w:r>
+        <w:rPr>
+          <w:rFonts w:ascii="Brill" w:hAnsi="Brill"/>
+          <w:lang w:val="es-ES"/>
+        </w:rPr>
+        <w:t>paraiso</w:t>
+      </w:r>
+      <w:proofErr w:type="spellEnd"/>
+      <w:r>
+        <w:rPr>
+          <w:rFonts w:ascii="Brill" w:hAnsi="Brill"/>
+          <w:lang w:val="es-ES"/>
+        </w:rPr>
+        <w:t xml:space="preserve"> </w:t>
+      </w:r>
+      <w:proofErr w:type="spellStart"/>
+      <w:r>
+        <w:rPr>
+          <w:rFonts w:ascii="Brill" w:hAnsi="Brill"/>
+          <w:lang w:val="es-ES"/>
+        </w:rPr>
+        <w:t>conoscio</w:t>
+      </w:r>
+      <w:proofErr w:type="spellEnd"/>
+      <w:r>
+        <w:rPr>
+          <w:rFonts w:ascii="Brill" w:hAnsi="Brill"/>
+          <w:lang w:val="es-ES"/>
+        </w:rPr>
+        <w:t xml:space="preserve"> que aquel era el </w:t>
+      </w:r>
+      <w:proofErr w:type="spellStart"/>
+      <w:r>
+        <w:rPr>
+          <w:rFonts w:ascii="Brill" w:hAnsi="Brill"/>
+          <w:lang w:val="es-ES"/>
+        </w:rPr>
+        <w:t>paraiso</w:t>
+      </w:r>
+      <w:proofErr w:type="spellEnd"/>
+      <w:r>
+        <w:rPr>
+          <w:rFonts w:ascii="Brill" w:hAnsi="Brill"/>
+          <w:lang w:val="es-ES"/>
+        </w:rPr>
+        <w:t xml:space="preserve"> de que lo </w:t>
+      </w:r>
+      <w:proofErr w:type="spellStart"/>
+      <w:r>
+        <w:rPr>
+          <w:rFonts w:ascii="Brill" w:hAnsi="Brill"/>
+          <w:lang w:val="es-ES"/>
+        </w:rPr>
+        <w:t>el</w:t>
+      </w:r>
+      <w:proofErr w:type="spellEnd"/>
+      <w:r>
+        <w:rPr>
+          <w:rFonts w:ascii="Brill" w:hAnsi="Brill"/>
+          <w:lang w:val="es-ES"/>
+        </w:rPr>
+        <w:t xml:space="preserve"> echo por el pecado que </w:t>
+      </w:r>
+      <w:proofErr w:type="spellStart"/>
+      <w:r>
+        <w:rPr>
+          <w:rFonts w:ascii="Brill" w:hAnsi="Brill"/>
+          <w:lang w:val="es-ES"/>
+        </w:rPr>
+        <w:t>feziera</w:t>
+      </w:r>
+      <w:proofErr w:type="spellEnd"/>
+      <w:r>
+        <w:rPr>
+          <w:rFonts w:ascii="Brill" w:hAnsi="Brill"/>
+          <w:lang w:val="es-ES"/>
+        </w:rPr>
+        <w:t xml:space="preserve"> estando en </w:t>
+      </w:r>
+      <w:proofErr w:type="spellStart"/>
+      <w:r>
+        <w:rPr>
+          <w:rFonts w:ascii="Brill" w:hAnsi="Brill"/>
+          <w:lang w:val="es-ES"/>
+        </w:rPr>
+        <w:t>el</w:t>
+      </w:r>
+      <w:proofErr w:type="spellEnd"/>
+      <w:r>
+        <w:rPr>
+          <w:rFonts w:ascii="Brill" w:hAnsi="Brill"/>
+          <w:lang w:val="es-ES"/>
+        </w:rPr>
+        <w:t xml:space="preserve"> % e estonce ovo </w:t>
+      </w:r>
+      <w:proofErr w:type="spellStart"/>
+      <w:r>
+        <w:rPr>
+          <w:rFonts w:ascii="Brill" w:hAnsi="Brill"/>
+          <w:lang w:val="es-ES"/>
+        </w:rPr>
+        <w:t>alegria</w:t>
+      </w:r>
+      <w:proofErr w:type="spellEnd"/>
+      <w:r>
+        <w:rPr>
+          <w:rFonts w:ascii="Brill" w:hAnsi="Brill"/>
+          <w:lang w:val="es-ES"/>
+        </w:rPr>
+        <w:t xml:space="preserve"> por la </w:t>
+      </w:r>
+      <w:proofErr w:type="spellStart"/>
+      <w:r>
+        <w:rPr>
+          <w:rFonts w:ascii="Brill" w:hAnsi="Brill"/>
+          <w:lang w:val="es-ES"/>
+        </w:rPr>
+        <w:t>emienda</w:t>
+      </w:r>
+      <w:proofErr w:type="spellEnd"/>
+      <w:r>
+        <w:rPr>
+          <w:rFonts w:ascii="Brill" w:hAnsi="Brill"/>
+          <w:lang w:val="es-ES"/>
+        </w:rPr>
+        <w:t xml:space="preserve"> que </w:t>
+      </w:r>
+      <w:proofErr w:type="spellStart"/>
+      <w:r>
+        <w:rPr>
+          <w:rFonts w:ascii="Brill" w:hAnsi="Brill"/>
+          <w:lang w:val="es-ES"/>
+        </w:rPr>
+        <w:t>veniera</w:t>
+      </w:r>
+      <w:proofErr w:type="spellEnd"/>
+      <w:r>
+        <w:rPr>
+          <w:rFonts w:ascii="Brill" w:hAnsi="Brill"/>
+          <w:lang w:val="es-ES"/>
+        </w:rPr>
+        <w:t xml:space="preserve"> </w:t>
+      </w:r>
+      <w:proofErr w:type="spellStart"/>
+      <w:r>
+        <w:rPr>
+          <w:rFonts w:ascii="Brill" w:hAnsi="Brill"/>
+          <w:lang w:val="es-ES"/>
+        </w:rPr>
+        <w:t>a el</w:t>
+      </w:r>
+      <w:proofErr w:type="spellEnd"/>
+      <w:r>
+        <w:rPr>
+          <w:rFonts w:ascii="Brill" w:hAnsi="Brill"/>
+          <w:lang w:val="es-ES"/>
+        </w:rPr>
+        <w:t xml:space="preserve"> e a todos los otros en la nacencia e en la </w:t>
+      </w:r>
+      <w:proofErr w:type="spellStart"/>
+      <w:r>
+        <w:rPr>
+          <w:rFonts w:ascii="Brill" w:hAnsi="Brill"/>
+          <w:lang w:val="es-ES"/>
+        </w:rPr>
+        <w:t>pasion</w:t>
+      </w:r>
+      <w:proofErr w:type="spellEnd"/>
+      <w:r>
+        <w:rPr>
+          <w:rFonts w:ascii="Brill" w:hAnsi="Brill"/>
+          <w:lang w:val="es-ES"/>
+        </w:rPr>
+        <w:t xml:space="preserve"> de Jesucristo</w:t>
       </w:r>
     </w:p>
     <w:sectPr>
@@ -128,7 +1184,7 @@
 </file>
 
 <file path=word/styles.xml><?xml version="1.0" encoding="utf-8"?>
-<w:styles xmlns:mc="http://schemas.openxmlformats.org/markup-compatibility/2006" xmlns:r="http://schemas.openxmlformats.org/officeDocument/2006/relationships" xmlns:w="http://schemas.openxmlformats.org/wordprocessingml/2006/main" xmlns:w14="http://schemas.microsoft.com/office/word/2010/wordml" xmlns:w15="http://schemas.microsoft.com/office/word/2012/wordml" xmlns:w16cex="http://schemas.microsoft.com/office/word/2018/wordml/cex" xmlns:w16cid="http://schemas.microsoft.com/office/word/2016/wordml/cid" xmlns:w16="http://schemas.microsoft.com/office/word/2018/wordml" xmlns:w16sdtdh="http://schemas.microsoft.com/office/word/2020/wordml/sdtdatahash" xmlns:w16se="http://schemas.microsoft.com/office/word/2015/wordml/symex" mc:Ignorable="w14 w15 w16se w16cid w16 w16cex w16sdtdh">
+<w:styles xmlns:mc="http://schemas.openxmlformats.org/markup-compatibility/2006" xmlns:r="http://schemas.openxmlformats.org/officeDocument/2006/relationships" xmlns:w="http://schemas.openxmlformats.org/wordprocessingml/2006/main" xmlns:w14="http://schemas.microsoft.com/office/word/2010/wordml" xmlns:w15="http://schemas.microsoft.com/office/word/2012/wordml" xmlns:w16cex="http://schemas.microsoft.com/office/word/2018/wordml/cex" xmlns:w16cid="http://schemas.microsoft.com/office/word/2016/wordml/cid" xmlns:w16="http://schemas.microsoft.com/office/word/2018/wordml" xmlns:w16du="http://schemas.microsoft.com/office/word/2023/wordml/word16du" xmlns:w16sdtdh="http://schemas.microsoft.com/office/word/2020/wordml/sdtdatahash" xmlns:w16sdtfl="http://schemas.microsoft.com/office/word/2024/wordml/sdtformatlock" xmlns:w16se="http://schemas.microsoft.com/office/word/2015/wordml/symex" mc:Ignorable="w14 w15 w16se w16cid w16 w16cex w16sdtdh w16sdtfl w16du">
   <w:docDefaults>
     <w:rPrDefault>
       <w:rPr>
